--- a/src/Tests/Inputs/brochures/01/input.docx
+++ b/src/Tests/Inputs/brochures/01/input.docx
@@ -1,6 +1,6 @@
 
 <file path=word/document.xml><?xml version="1.0" encoding="utf-8"?>
-<w:document xmlns:wpc="http://schemas.microsoft.com/office/word/2010/wordprocessingCanvas" xmlns:cx="http://schemas.microsoft.com/office/drawing/2014/chartex" xmlns:cx1="http://schemas.microsoft.com/office/drawing/2015/9/8/chartex" xmlns:cx2="http://schemas.microsoft.com/office/drawing/2015/10/21/chartex" xmlns:cx3="http://schemas.microsoft.com/office/drawing/2016/5/9/chartex" xmlns:cx4="http://schemas.microsoft.com/office/drawing/2016/5/10/chartex" xmlns:cx5="http://schemas.microsoft.com/office/drawing/2016/5/11/chartex" xmlns:cx6="http://schemas.microsoft.com/office/drawing/2016/5/12/chartex" xmlns:cx7="http://schemas.microsoft.com/office/drawing/2016/5/13/chartex" xmlns:cx8="http://schemas.microsoft.com/office/drawing/2016/5/14/chartex" xmlns:mc="http://schemas.openxmlformats.org/markup-compatibility/2006" xmlns:aink="http://schemas.microsoft.com/office/drawing/2016/ink" xmlns:am3d="http://schemas.microsoft.com/office/drawing/2017/model3d" xmlns:o="urn:schemas-microsoft-com:office:office" xmlns:r="http://schemas.openxmlformats.org/officeDocument/2006/relationships" xmlns:m="http://schemas.openxmlformats.org/officeDocument/2006/math" xmlns:v="urn:schemas-microsoft-com:vml" xmlns:wp14="http://schemas.microsoft.com/office/word/2010/wordprocessingDrawing" xmlns:wp="http://schemas.openxmlformats.org/drawingml/2006/wordprocessingDrawing" xmlns:w10="urn:schemas-microsoft-com:office:word" xmlns:w="http://schemas.openxmlformats.org/wordprocessingml/2006/main" xmlns:w14="http://schemas.microsoft.com/office/word/2010/wordml" xmlns:w15="http://schemas.microsoft.com/office/word/2012/wordml" xmlns:w16cid="http://schemas.microsoft.com/office/word/2016/wordml/cid" xmlns:w16se="http://schemas.microsoft.com/office/word/2015/wordml/symex" xmlns:wpg="http://schemas.microsoft.com/office/word/2010/wordprocessingGroup" xmlns:wpi="http://schemas.microsoft.com/office/word/2010/wordprocessingInk" xmlns:wne="http://schemas.microsoft.com/office/word/2006/wordml" xmlns:wps="http://schemas.microsoft.com/office/word/2010/wordprocessingShape" mc:Ignorable="w14 w15 w16se w16cid wp14">
+<w:document xmlns:a="http://schemas.openxmlformats.org/drawingml/2006/main" xmlns:adec="http://schemas.microsoft.com/office/drawing/2017/decorative" xmlns:a14="http://schemas.microsoft.com/office/drawing/2010/main" xmlns:pic="http://schemas.openxmlformats.org/drawingml/2006/picture" xmlns:asvg="http://schemas.microsoft.com/office/drawing/2016/SVG/main" xmlns:wpc="http://schemas.microsoft.com/office/word/2010/wordprocessingCanvas" xmlns:cx="http://schemas.microsoft.com/office/drawing/2014/chartex" xmlns:cx1="http://schemas.microsoft.com/office/drawing/2015/9/8/chartex" xmlns:cx2="http://schemas.microsoft.com/office/drawing/2015/10/21/chartex" xmlns:cx3="http://schemas.microsoft.com/office/drawing/2016/5/9/chartex" xmlns:cx4="http://schemas.microsoft.com/office/drawing/2016/5/10/chartex" xmlns:cx5="http://schemas.microsoft.com/office/drawing/2016/5/11/chartex" xmlns:cx6="http://schemas.microsoft.com/office/drawing/2016/5/12/chartex" xmlns:cx7="http://schemas.microsoft.com/office/drawing/2016/5/13/chartex" xmlns:cx8="http://schemas.microsoft.com/office/drawing/2016/5/14/chartex" xmlns:mc="http://schemas.openxmlformats.org/markup-compatibility/2006" xmlns:aink="http://schemas.microsoft.com/office/drawing/2016/ink" xmlns:am3d="http://schemas.microsoft.com/office/drawing/2017/model3d" xmlns:o="urn:schemas-microsoft-com:office:office" xmlns:r="http://schemas.openxmlformats.org/officeDocument/2006/relationships" xmlns:m="http://schemas.openxmlformats.org/officeDocument/2006/math" xmlns:v="urn:schemas-microsoft-com:vml" xmlns:wp14="http://schemas.microsoft.com/office/word/2010/wordprocessingDrawing" xmlns:wp="http://schemas.openxmlformats.org/drawingml/2006/wordprocessingDrawing" xmlns:w10="urn:schemas-microsoft-com:office:word" xmlns:w="http://schemas.openxmlformats.org/wordprocessingml/2006/main" xmlns:w14="http://schemas.microsoft.com/office/word/2010/wordml" xmlns:w15="http://schemas.microsoft.com/office/word/2012/wordml" xmlns:w16cid="http://schemas.microsoft.com/office/word/2016/wordml/cid" xmlns:w16se="http://schemas.microsoft.com/office/word/2015/wordml/symex" xmlns:wpg="http://schemas.microsoft.com/office/word/2010/wordprocessingGroup" xmlns:wpi="http://schemas.microsoft.com/office/word/2010/wordprocessingInk" xmlns:wne="http://schemas.microsoft.com/office/word/2006/wordml" xmlns:wps="http://schemas.microsoft.com/office/word/2010/wordprocessingShape" mc:Ignorable="w14 w15 w16se w16cid wp14">
   <w:body>
     <w:p>
       <w:r>
@@ -10,7 +10,7 @@
         <mc:AlternateContent>
           <mc:Choice Requires="wps">
             <w:drawing>
-              <wp:anchor distT="0" distB="0" distL="114300" distR="114300" simplePos="0" relativeHeight="251667456" behindDoc="1" locked="1" layoutInCell="1" allowOverlap="1" wp14:anchorId="30BD61F9" wp14:editId="7286E186">
+              <wp:anchor distT="0" distB="0" distL="114300" distR="114300" simplePos="0" relativeHeight="251667456" behindDoc="1" locked="1" layoutInCell="1" allowOverlap="1" wp14:editId="7286E186" wp14:anchorId="30BD61F9">
                 <wp:simplePos x="0" y="0"/>
                 <wp:positionH relativeFrom="margin">
                   <wp:align>left</wp:align>
@@ -94,8 +94,8 @@
           </mc:Choice>
           <mc:Fallback>
             <w:pict>
-              <v:rect w14:anchorId="4AE584C9" id="Rectangle 2" o:spid="_x0000_s1026" style="position:absolute;margin-left:0;margin-top:0;width:756pt;height:8in;z-index:-251649024;visibility:visible;mso-wrap-style:square;mso-width-percent:0;mso-height-percent:0;mso-wrap-distance-left:9pt;mso-wrap-distance-top:0;mso-wrap-distance-right:9pt;mso-wrap-distance-bottom:0;mso-position-horizontal:left;mso-position-horizontal-relative:margin;mso-position-vertical:top;mso-position-vertical-relative:margin;mso-width-percent:0;mso-height-percent:0;mso-width-relative:page;mso-height-relative:page;v-text-anchor:middle" o:gfxdata="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" stroked="f" strokeweight="1pt">
-                <v:fill r:id="rId11" o:title="" recolor="t" rotate="t" type="frame"/>
+              <v:rect id="Rectangle 2" style="position:absolute;margin-left:0;margin-top:0;width:756pt;height:8in;z-index:-251649024;visibility:visible;mso-wrap-style:square;mso-width-percent:0;mso-height-percent:0;mso-wrap-distance-left:9pt;mso-wrap-distance-top:0;mso-wrap-distance-right:9pt;mso-wrap-distance-bottom:0;mso-position-horizontal:left;mso-position-horizontal-relative:margin;mso-position-vertical:top;mso-position-vertical-relative:margin;mso-width-percent:0;mso-height-percent:0;mso-width-relative:page;mso-height-relative:page;v-text-anchor:middle" o:spid="_x0000_s1026" stroked="f" strokeweight="1pt" o:gfxdata="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" w14:anchorId="4AE584C9">
+                <v:fill type="frame" o:title="" recolor="t" rotate="t" r:id="rId11"/>
                 <w10:wrap anchorx="margin" anchory="margin"/>
                 <w10:anchorlock/>
               </v:rect>
@@ -126,7 +126,7 @@
       </w:tblGrid>
       <w:tr>
         <w:trPr>
-          <w:trHeight w:hRule="exact" w:val="2709"/>
+          <w:trHeight w:val="2709" w:hRule="exact"/>
         </w:trPr>
         <w:tc>
           <w:tcPr>
@@ -174,7 +174,7 @@
       </w:tr>
       <w:tr>
         <w:trPr>
-          <w:trHeight w:hRule="exact" w:val="5947"/>
+          <w:trHeight w:val="5947" w:hRule="exact"/>
         </w:trPr>
         <w:tc>
           <w:tcPr>
@@ -239,13 +239,13 @@
             </w:sdtPr>
             <w:sdtEndPr/>
             <w:sdtContent>
-              <w:bookmarkStart w:id="0" w:name="_GoBack" w:displacedByCustomXml="prev"/>
+              <w:bookmarkStart w:name="_GoBack" w:displacedByCustomXml="prev" w:id="0"/>
               <w:p>
                 <w:r>
                   <w:t>We’ve included a few tips throughout the template to help you get started.</w:t>
                 </w:r>
               </w:p>
-              <w:bookmarkEnd w:id="0" w:displacedByCustomXml="next"/>
+              <w:bookmarkEnd w:displacedByCustomXml="next" w:id="0"/>
             </w:sdtContent>
           </w:sdt>
         </w:tc>
@@ -555,7 +555,7 @@
         <mc:AlternateContent>
           <mc:Choice Requires="wps">
             <w:drawing>
-              <wp:anchor distT="0" distB="0" distL="114300" distR="114300" simplePos="0" relativeHeight="251669504" behindDoc="1" locked="1" layoutInCell="1" allowOverlap="1" wp14:anchorId="244D090A" wp14:editId="3B86C273">
+              <wp:anchor distT="0" distB="0" distL="114300" distR="114300" simplePos="0" relativeHeight="251669504" behindDoc="1" locked="1" layoutInCell="1" allowOverlap="1" wp14:editId="3B86C273" wp14:anchorId="244D090A">
                 <wp:simplePos x="0" y="0"/>
                 <wp:positionH relativeFrom="margin">
                   <wp:align>left</wp:align>
@@ -639,8 +639,8 @@
           </mc:Choice>
           <mc:Fallback>
             <w:pict>
-              <v:rect w14:anchorId="3FFEFE53" id="Rectangle 11" o:spid="_x0000_s1026" style="position:absolute;margin-left:0;margin-top:0;width:756pt;height:8in;z-index:-251646976;visibility:visible;mso-wrap-style:square;mso-width-percent:0;mso-height-percent:0;mso-wrap-distance-left:9pt;mso-wrap-distance-top:0;mso-wrap-distance-right:9pt;mso-wrap-distance-bottom:0;mso-position-horizontal:left;mso-position-horizontal-relative:margin;mso-position-vertical:top;mso-position-vertical-relative:margin;mso-width-percent:0;mso-height-percent:0;mso-width-relative:page;mso-height-relative:page;v-text-anchor:middle" o:gfxdata="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" stroked="f" strokeweight="1pt">
-                <v:fill r:id="rId13" o:title="" recolor="t" rotate="t" type="frame"/>
+              <v:rect id="Rectangle 11" style="position:absolute;margin-left:0;margin-top:0;width:756pt;height:8in;z-index:-251646976;visibility:visible;mso-wrap-style:square;mso-width-percent:0;mso-height-percent:0;mso-wrap-distance-left:9pt;mso-wrap-distance-top:0;mso-wrap-distance-right:9pt;mso-wrap-distance-bottom:0;mso-position-horizontal:left;mso-position-horizontal-relative:margin;mso-position-vertical:top;mso-position-vertical-relative:margin;mso-width-percent:0;mso-height-percent:0;mso-width-relative:page;mso-height-relative:page;v-text-anchor:middle" o:spid="_x0000_s1026" stroked="f" strokeweight="1pt" o:gfxdata="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" w14:anchorId="3FFEFE53">
+                <v:fill type="frame" o:title="" recolor="t" rotate="t" r:id="rId13"/>
                 <w10:wrap anchorx="margin" anchory="margin"/>
                 <w10:anchorlock/>
               </v:rect>
@@ -672,7 +672,7 @@
       <w:tr>
         <w:trPr>
           <w:cantSplit/>
-          <w:trHeight w:hRule="exact" w:val="2534"/>
+          <w:trHeight w:val="2534" w:hRule="exact"/>
         </w:trPr>
         <w:tc>
           <w:tcPr>
@@ -902,11 +902,11 @@
                       </mc:Choice>
                       <mc:Fallback>
                         <w:pict>
-                          <v:group w14:anchorId="3800D354" id="Group 3" o:spid="_x0000_s1026" style="width:38.25pt;height:38.25pt;mso-position-horizontal-relative:char;mso-position-vertical-relative:line" coordsize="485775,485775" o:gfxdata="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">
-                            <v:oval id="Oval 1" o:spid="_x0000_s1027" style="position:absolute;width:485775;height:485775;visibility:visible;mso-wrap-style:square;v-text-anchor:middle" o:gfxdata="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" fillcolor="#ed377a [3205]" stroked="f" strokeweight="1pt">
+                          <v:group id="Group 3" style="width:38.25pt;height:38.25pt;mso-position-horizontal-relative:char;mso-position-vertical-relative:line" coordsize="485775,485775" o:spid="_x0000_s1026" o:gfxdata="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" w14:anchorId="3800D354">
+                            <v:oval id="Oval 1" style="position:absolute;width:485775;height:485775;visibility:visible;mso-wrap-style:square;v-text-anchor:middle" o:spid="_x0000_s1027" fillcolor="#ed377a [3205]" stroked="f" strokeweight="1pt" o:gfxdata="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">
                               <v:stroke joinstyle="miter"/>
                             </v:oval>
-                            <v:shapetype id="_x0000_t75" coordsize="21600,21600" o:spt="75" o:preferrelative="t" path="m@4@5l@4@11@9@11@9@5xe" filled="f" stroked="f">
+                            <v:shapetype id="_x0000_t75" coordsize="21600,21600" filled="f" stroked="f" o:spt="75" o:preferrelative="t" path="m@4@5l@4@11@9@11@9@5xe">
                               <v:stroke joinstyle="miter"/>
                               <v:formulas>
                                 <v:f eqn="if lineDrawn pixelLineWidth 0"/>
@@ -922,11 +922,11 @@
                                 <v:f eqn="prod @7 21600 pixelHeight"/>
                                 <v:f eqn="sum @10 21600 0"/>
                               </v:formulas>
-                              <v:path o:extrusionok="f" gradientshapeok="t" o:connecttype="rect"/>
+                              <v:path gradientshapeok="t" o:connecttype="rect" o:extrusionok="f"/>
                               <o:lock v:ext="edit" aspectratio="t"/>
                             </v:shapetype>
-                            <v:shape id="Graphic 10" o:spid="_x0000_s1028" type="#_x0000_t75" alt="Magnifying glass" style="position:absolute;left:68580;top:60960;width:371475;height:371475;visibility:visible;mso-wrap-style:square" o:gfxdata="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">
-                              <v:imagedata r:id="rId16" o:title="Magnifying glass"/>
+                            <v:shape id="Graphic 10" style="position:absolute;left:68580;top:60960;width:371475;height:371475;visibility:visible;mso-wrap-style:square" alt="Magnifying glass" o:spid="_x0000_s1028" type="#_x0000_t75" o:gfxdata="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">
+                              <v:imagedata o:title="Magnifying glass" r:id="rId16"/>
                             </v:shape>
                             <w10:anchorlock/>
                           </v:group>
@@ -1101,12 +1101,12 @@
                       </mc:Choice>
                       <mc:Fallback>
                         <w:pict>
-                          <v:group w14:anchorId="1571CC81" id="Group 4" o:spid="_x0000_s1026" style="width:38.25pt;height:38.25pt;mso-position-horizontal-relative:char;mso-position-vertical-relative:line" coordsize="485775,485775" o:gfxdata="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">
-                            <v:oval id="Oval 5" o:spid="_x0000_s1027" alt="Bubble for visual interest bullet" style="position:absolute;width:485775;height:485775;visibility:visible;mso-wrap-style:square;v-text-anchor:middle" o:gfxdata="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" fillcolor="#ed377a [3205]" stroked="f" strokeweight="1pt">
+                          <v:group id="Group 4" style="width:38.25pt;height:38.25pt;mso-position-horizontal-relative:char;mso-position-vertical-relative:line" coordsize="485775,485775" o:spid="_x0000_s1026" o:gfxdata="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" w14:anchorId="1571CC81">
+                            <v:oval id="Oval 5" style="position:absolute;width:485775;height:485775;visibility:visible;mso-wrap-style:square;v-text-anchor:middle" alt="Bubble for visual interest bullet" o:spid="_x0000_s1027" fillcolor="#ed377a [3205]" stroked="f" strokeweight="1pt" o:gfxdata="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">
                               <v:stroke joinstyle="miter"/>
                             </v:oval>
-                            <v:shape id="Graphic 9" o:spid="_x0000_s1028" type="#_x0000_t75" alt="Bar chart" style="position:absolute;left:30480;top:22860;width:438150;height:438150;visibility:visible;mso-wrap-style:square" o:gfxdata="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">
-                              <v:imagedata r:id="rId19" o:title="Bar chart"/>
+                            <v:shape id="Graphic 9" style="position:absolute;left:30480;top:22860;width:438150;height:438150;visibility:visible;mso-wrap-style:square" alt="Bar chart" o:spid="_x0000_s1028" type="#_x0000_t75" o:gfxdata="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">
+                              <v:imagedata o:title="Bar chart" r:id="rId19"/>
                             </v:shape>
                             <w10:anchorlock/>
                           </v:group>
@@ -1301,8 +1301,8 @@
                       </mc:Choice>
                       <mc:Fallback>
                         <w:pict>
-                          <v:group w14:anchorId="39BED053" id="Group 6" o:spid="_x0000_s1026" style="width:38.25pt;height:38.85pt;mso-position-horizontal-relative:char;mso-position-vertical-relative:line" coordsize="485775,493395" o:gfxdata="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">
-                            <v:oval id="Oval 7" o:spid="_x0000_s1027" style="position:absolute;top:7620;width:485775;height:485775;visibility:visible;mso-wrap-style:square;v-text-anchor:middle" o:gfxdata="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" fillcolor="#ed377a [3205]" stroked="f" strokeweight="1pt">
+                          <v:group id="Group 6" style="width:38.25pt;height:38.85pt;mso-position-horizontal-relative:char;mso-position-vertical-relative:line" coordsize="485775,493395" o:spid="_x0000_s1026" o:gfxdata="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" w14:anchorId="39BED053">
+                            <v:oval id="Oval 7" style="position:absolute;top:7620;width:485775;height:485775;visibility:visible;mso-wrap-style:square;v-text-anchor:middle" o:spid="_x0000_s1027" fillcolor="#ed377a [3205]" stroked="f" strokeweight="1pt" o:gfxdata="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">
                               <v:stroke joinstyle="miter"/>
                               <v:textbox>
                                 <w:txbxContent>
@@ -1317,8 +1317,8 @@
                                 </w:txbxContent>
                               </v:textbox>
                             </v:oval>
-                            <v:shape id="Graphic 8" o:spid="_x0000_s1028" type="#_x0000_t75" alt="User" style="position:absolute;left:22860;width:447675;height:447675;visibility:visible;mso-wrap-style:square" o:gfxdata="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">
-                              <v:imagedata r:id="rId22" o:title="User"/>
+                            <v:shape id="Graphic 8" style="position:absolute;left:22860;width:447675;height:447675;visibility:visible;mso-wrap-style:square" alt="User" o:spid="_x0000_s1028" type="#_x0000_t75" o:gfxdata="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">
+                              <v:imagedata o:title="User" r:id="rId22"/>
                             </v:shape>
                             <w10:anchorlock/>
                           </v:group>
